--- a/docs/Deployment o Vercel using GitHub.docx
+++ b/docs/Deployment o Vercel using GitHub.docx
@@ -306,6 +306,166 @@
         </w:rPr>
         <w:t xml:space="preserve"> install</w:t>
       </w:r>
+    </w:p>
+    <w:p>
+      <w:pPr>
+        <w:pStyle w:val="ListParagraph"/>
+        <w:numPr>
+          <w:ilvl w:val="0"/>
+          <w:numId w:val="1"/>
+        </w:numPr>
+        <w:rPr>
+          <w:b/>
+          <w:bCs/>
+          <w:sz w:val="24"/>
+          <w:szCs w:val="24"/>
+          <w:lang w:val="en-GB" w:eastAsia="en-GB" w:bidi="bn-BD"/>
+        </w:rPr>
+      </w:pPr>
+      <w:r>
+        <w:rPr>
+          <w:b/>
+          <w:bCs/>
+          <w:sz w:val="24"/>
+          <w:szCs w:val="24"/>
+          <w:lang w:val="en-GB" w:eastAsia="en-GB" w:bidi="bn-BD"/>
+        </w:rPr>
+        <w:t>For Database setting on Vercel.com</w:t>
+      </w:r>
+    </w:p>
+    <w:p>
+      <w:pPr>
+        <w:pStyle w:val="ListParagraph"/>
+        <w:rPr>
+          <w:b/>
+          <w:bCs/>
+          <w:sz w:val="24"/>
+          <w:szCs w:val="24"/>
+          <w:lang w:val="en-GB" w:eastAsia="en-GB" w:bidi="bn-BD"/>
+        </w:rPr>
+      </w:pPr>
+    </w:p>
+    <w:p>
+      <w:pPr>
+        <w:pStyle w:val="ListParagraph"/>
+        <w:numPr>
+          <w:ilvl w:val="0"/>
+          <w:numId w:val="4"/>
+        </w:numPr>
+        <w:rPr>
+          <w:sz w:val="24"/>
+          <w:szCs w:val="24"/>
+          <w:lang w:val="en-GB" w:eastAsia="en-GB" w:bidi="bn-BD"/>
+        </w:rPr>
+      </w:pPr>
+      <w:r>
+        <w:rPr>
+          <w:sz w:val="24"/>
+          <w:szCs w:val="24"/>
+          <w:lang w:val="en-GB" w:eastAsia="en-GB" w:bidi="bn-BD"/>
+        </w:rPr>
+        <w:t>Look at the menu on the left side of your screen.</w:t>
+      </w:r>
+    </w:p>
+    <w:p>
+      <w:pPr>
+        <w:pStyle w:val="ListParagraph"/>
+        <w:numPr>
+          <w:ilvl w:val="0"/>
+          <w:numId w:val="4"/>
+        </w:numPr>
+        <w:rPr>
+          <w:sz w:val="24"/>
+          <w:szCs w:val="24"/>
+          <w:lang w:val="en-GB" w:eastAsia="en-GB" w:bidi="bn-BD"/>
+        </w:rPr>
+      </w:pPr>
+      <w:r>
+        <w:rPr>
+          <w:sz w:val="24"/>
+          <w:szCs w:val="24"/>
+          <w:lang w:val="en-GB" w:eastAsia="en-GB" w:bidi="bn-BD"/>
+        </w:rPr>
+        <w:t>Click on Environment Variables (it should be right below "Environments").</w:t>
+      </w:r>
+    </w:p>
+    <w:p>
+      <w:pPr>
+        <w:pStyle w:val="ListParagraph"/>
+        <w:numPr>
+          <w:ilvl w:val="0"/>
+          <w:numId w:val="4"/>
+        </w:numPr>
+        <w:rPr>
+          <w:sz w:val="24"/>
+          <w:szCs w:val="24"/>
+          <w:lang w:val="en-GB" w:eastAsia="en-GB" w:bidi="bn-BD"/>
+        </w:rPr>
+      </w:pPr>
+      <w:r>
+        <w:rPr>
+          <w:sz w:val="24"/>
+          <w:szCs w:val="24"/>
+          <w:lang w:val="en-GB" w:eastAsia="en-GB" w:bidi="bn-BD"/>
+        </w:rPr>
+        <w:t>Once there, you will see a box to add a Key and a Value.</w:t>
+      </w:r>
+    </w:p>
+    <w:p>
+      <w:pPr>
+        <w:pStyle w:val="ListParagraph"/>
+        <w:numPr>
+          <w:ilvl w:val="0"/>
+          <w:numId w:val="4"/>
+        </w:numPr>
+        <w:rPr>
+          <w:sz w:val="24"/>
+          <w:szCs w:val="24"/>
+          <w:lang w:val="en-GB" w:eastAsia="en-GB" w:bidi="bn-BD"/>
+        </w:rPr>
+      </w:pPr>
+      <w:r>
+        <w:rPr>
+          <w:sz w:val="24"/>
+          <w:szCs w:val="24"/>
+          <w:lang w:val="en-GB" w:eastAsia="en-GB" w:bidi="bn-BD"/>
+        </w:rPr>
+        <w:t>Key: NEXT_PUBLIC_API_URL</w:t>
+      </w:r>
+    </w:p>
+    <w:p>
+      <w:pPr>
+        <w:pStyle w:val="ListParagraph"/>
+        <w:numPr>
+          <w:ilvl w:val="0"/>
+          <w:numId w:val="4"/>
+        </w:numPr>
+        <w:rPr>
+          <w:sz w:val="24"/>
+          <w:szCs w:val="24"/>
+          <w:lang w:val="en-GB" w:eastAsia="en-GB" w:bidi="bn-BD"/>
+        </w:rPr>
+      </w:pPr>
+      <w:r>
+        <w:rPr>
+          <w:sz w:val="24"/>
+          <w:szCs w:val="24"/>
+          <w:lang w:val="en-GB" w:eastAsia="en-GB" w:bidi="bn-BD"/>
+        </w:rPr>
+        <w:t>Value: (Your Backend URL)</w:t>
+      </w:r>
+    </w:p>
+    <w:p>
+      <w:pPr>
+        <w:pStyle w:val="ListParagraph"/>
+        <w:rPr>
+          <w:b/>
+          <w:bCs/>
+          <w:sz w:val="24"/>
+          <w:szCs w:val="24"/>
+          <w:lang w:val="en-GB" w:eastAsia="en-GB" w:bidi="bn-BD"/>
+        </w:rPr>
+      </w:pPr>
     </w:p>
     <w:p>
       <w:pPr>
@@ -327,6 +487,119 @@
 <file path=word/numbering.xml><?xml version="1.0" encoding="utf-8"?>
 <w:numbering xmlns:wpc="http://schemas.microsoft.com/office/word/2010/wordprocessingCanvas" xmlns:cx="http://schemas.microsoft.com/office/drawing/2014/chartex" xmlns:cx1="http://schemas.microsoft.com/office/drawing/2015/9/8/chartex" xmlns:cx2="http://schemas.microsoft.com/office/drawing/2015/10/21/chartex" xmlns:cx3="http://schemas.microsoft.com/office/drawing/2016/5/9/chartex" xmlns:cx4="http://schemas.microsoft.com/office/drawing/2016/5/10/chartex" xmlns:cx5="http://schemas.microsoft.com/office/drawing/2016/5/11/chartex" xmlns:cx6="http://schemas.microsoft.com/office/drawing/2016/5/12/chartex" xmlns:cx7="http://schemas.microsoft.com/office/drawing/2016/5/13/chartex" xmlns:cx8="http://schemas.microsoft.com/office/drawing/2016/5/14/chartex" xmlns:mc="http://schemas.openxmlformats.org/markup-compatibility/2006" xmlns:aink="http://schemas.microsoft.com/office/drawing/2016/ink" xmlns:am3d="http://schemas.microsoft.com/office/drawing/2017/model3d" xmlns:o="urn:schemas-microsoft-com:office:office" xmlns:oel="http://schemas.microsoft.com/office/2019/extlst" xmlns:r="http://schemas.openxmlformats.org/officeDocument/2006/relationships" xmlns:m="http://schemas.openxmlformats.org/officeDocument/2006/math" xmlns:v="urn:schemas-microsoft-com:vml" xmlns:wp14="http://schemas.microsoft.com/office/word/2010/wordprocessingDrawing" xmlns:wp="http://schemas.openxmlformats.org/drawingml/2006/wordprocessingDrawing" xmlns:w10="urn:schemas-microsoft-com:office:word" xmlns:w="http://schemas.openxmlformats.org/wordprocessingml/2006/main" xmlns:w14="http://schemas.microsoft.com/office/word/2010/wordml" xmlns:w15="http://schemas.microsoft.com/office/word/2012/wordml" xmlns:w16cex="http://schemas.microsoft.com/office/word/2018/wordml/cex" xmlns:w16cid="http://schemas.microsoft.com/office/word/2016/wordml/cid" xmlns:w16="http://schemas.microsoft.com/office/word/2018/wordml" xmlns:w16du="http://schemas.microsoft.com/office/word/2023/wordml/word16du" xmlns:w16sdtdh="http://schemas.microsoft.com/office/word/2020/wordml/sdtdatahash" xmlns:w16sdtfl="http://schemas.microsoft.com/office/word/2024/wordml/sdtformatlock" xmlns:w16se="http://schemas.microsoft.com/office/word/2015/wordml/symex" xmlns:wpg="http://schemas.microsoft.com/office/word/2010/wordprocessingGroup" xmlns:wpi="http://schemas.microsoft.com/office/word/2010/wordprocessingInk" xmlns:wne="http://schemas.microsoft.com/office/word/2006/wordml" xmlns:wps="http://schemas.microsoft.com/office/word/2010/wordprocessingShape" mc:Ignorable="w14 w15 w16se w16cid w16 w16cex w16sdtdh w16sdtfl w16du wp14">
   <w:abstractNum w:abstractNumId="0" w15:restartNumberingAfterBreak="0">
+    <w:nsid w:val="015A05D6"/>
+    <w:multiLevelType w:val="multilevel"/>
+    <w:tmpl w:val="2874501C"/>
+    <w:lvl w:ilvl="0">
+      <w:start w:val="1"/>
+      <w:numFmt w:val="decimal"/>
+      <w:lvlText w:val="%1."/>
+      <w:lvlJc w:val="left"/>
+      <w:pPr>
+        <w:tabs>
+          <w:tab w:val="num" w:pos="1080"/>
+        </w:tabs>
+        <w:ind w:left="1080" w:hanging="360"/>
+      </w:pPr>
+    </w:lvl>
+    <w:lvl w:ilvl="1" w:tentative="1">
+      <w:start w:val="1"/>
+      <w:numFmt w:val="decimal"/>
+      <w:lvlText w:val="%2."/>
+      <w:lvlJc w:val="left"/>
+      <w:pPr>
+        <w:tabs>
+          <w:tab w:val="num" w:pos="1800"/>
+        </w:tabs>
+        <w:ind w:left="1800" w:hanging="360"/>
+      </w:pPr>
+    </w:lvl>
+    <w:lvl w:ilvl="2" w:tentative="1">
+      <w:start w:val="1"/>
+      <w:numFmt w:val="decimal"/>
+      <w:lvlText w:val="%3."/>
+      <w:lvlJc w:val="left"/>
+      <w:pPr>
+        <w:tabs>
+          <w:tab w:val="num" w:pos="2520"/>
+        </w:tabs>
+        <w:ind w:left="2520" w:hanging="360"/>
+      </w:pPr>
+    </w:lvl>
+    <w:lvl w:ilvl="3" w:tentative="1">
+      <w:start w:val="1"/>
+      <w:numFmt w:val="decimal"/>
+      <w:lvlText w:val="%4."/>
+      <w:lvlJc w:val="left"/>
+      <w:pPr>
+        <w:tabs>
+          <w:tab w:val="num" w:pos="3240"/>
+        </w:tabs>
+        <w:ind w:left="3240" w:hanging="360"/>
+      </w:pPr>
+    </w:lvl>
+    <w:lvl w:ilvl="4" w:tentative="1">
+      <w:start w:val="1"/>
+      <w:numFmt w:val="decimal"/>
+      <w:lvlText w:val="%5."/>
+      <w:lvlJc w:val="left"/>
+      <w:pPr>
+        <w:tabs>
+          <w:tab w:val="num" w:pos="3960"/>
+        </w:tabs>
+        <w:ind w:left="3960" w:hanging="360"/>
+      </w:pPr>
+    </w:lvl>
+    <w:lvl w:ilvl="5" w:tentative="1">
+      <w:start w:val="1"/>
+      <w:numFmt w:val="decimal"/>
+      <w:lvlText w:val="%6."/>
+      <w:lvlJc w:val="left"/>
+      <w:pPr>
+        <w:tabs>
+          <w:tab w:val="num" w:pos="4680"/>
+        </w:tabs>
+        <w:ind w:left="4680" w:hanging="360"/>
+      </w:pPr>
+    </w:lvl>
+    <w:lvl w:ilvl="6" w:tentative="1">
+      <w:start w:val="1"/>
+      <w:numFmt w:val="decimal"/>
+      <w:lvlText w:val="%7."/>
+      <w:lvlJc w:val="left"/>
+      <w:pPr>
+        <w:tabs>
+          <w:tab w:val="num" w:pos="5400"/>
+        </w:tabs>
+        <w:ind w:left="5400" w:hanging="360"/>
+      </w:pPr>
+    </w:lvl>
+    <w:lvl w:ilvl="7" w:tentative="1">
+      <w:start w:val="1"/>
+      <w:numFmt w:val="decimal"/>
+      <w:lvlText w:val="%8."/>
+      <w:lvlJc w:val="left"/>
+      <w:pPr>
+        <w:tabs>
+          <w:tab w:val="num" w:pos="6120"/>
+        </w:tabs>
+        <w:ind w:left="6120" w:hanging="360"/>
+      </w:pPr>
+    </w:lvl>
+    <w:lvl w:ilvl="8" w:tentative="1">
+      <w:start w:val="1"/>
+      <w:numFmt w:val="decimal"/>
+      <w:lvlText w:val="%9."/>
+      <w:lvlJc w:val="left"/>
+      <w:pPr>
+        <w:tabs>
+          <w:tab w:val="num" w:pos="6840"/>
+        </w:tabs>
+        <w:ind w:left="6840" w:hanging="360"/>
+      </w:pPr>
+    </w:lvl>
+  </w:abstractNum>
+  <w:abstractNum w:abstractNumId="1" w15:restartNumberingAfterBreak="0">
     <w:nsid w:val="1B4268E6"/>
     <w:multiLevelType w:val="hybridMultilevel"/>
     <w:tmpl w:val="BE08EEBC"/>
@@ -415,7 +688,7 @@
       </w:pPr>
     </w:lvl>
   </w:abstractNum>
-  <w:abstractNum w:abstractNumId="1" w15:restartNumberingAfterBreak="0">
+  <w:abstractNum w:abstractNumId="2" w15:restartNumberingAfterBreak="0">
     <w:nsid w:val="29DA4D1E"/>
     <w:multiLevelType w:val="multilevel"/>
     <w:tmpl w:val="70B2E538"/>
@@ -528,11 +801,130 @@
       </w:pPr>
     </w:lvl>
   </w:abstractNum>
+  <w:abstractNum w:abstractNumId="3" w15:restartNumberingAfterBreak="0">
+    <w:nsid w:val="41EB0FC1"/>
+    <w:multiLevelType w:val="multilevel"/>
+    <w:tmpl w:val="0D6421DA"/>
+    <w:lvl w:ilvl="0">
+      <w:start w:val="1"/>
+      <w:numFmt w:val="lowerRoman"/>
+      <w:lvlText w:val="%1."/>
+      <w:lvlJc w:val="right"/>
+      <w:pPr>
+        <w:tabs>
+          <w:tab w:val="num" w:pos="1440"/>
+        </w:tabs>
+        <w:ind w:left="1440" w:hanging="360"/>
+      </w:pPr>
+    </w:lvl>
+    <w:lvl w:ilvl="1" w:tentative="1">
+      <w:start w:val="1"/>
+      <w:numFmt w:val="decimal"/>
+      <w:lvlText w:val="%2."/>
+      <w:lvlJc w:val="left"/>
+      <w:pPr>
+        <w:tabs>
+          <w:tab w:val="num" w:pos="2160"/>
+        </w:tabs>
+        <w:ind w:left="2160" w:hanging="360"/>
+      </w:pPr>
+    </w:lvl>
+    <w:lvl w:ilvl="2" w:tentative="1">
+      <w:start w:val="1"/>
+      <w:numFmt w:val="decimal"/>
+      <w:lvlText w:val="%3."/>
+      <w:lvlJc w:val="left"/>
+      <w:pPr>
+        <w:tabs>
+          <w:tab w:val="num" w:pos="2880"/>
+        </w:tabs>
+        <w:ind w:left="2880" w:hanging="360"/>
+      </w:pPr>
+    </w:lvl>
+    <w:lvl w:ilvl="3" w:tentative="1">
+      <w:start w:val="1"/>
+      <w:numFmt w:val="decimal"/>
+      <w:lvlText w:val="%4."/>
+      <w:lvlJc w:val="left"/>
+      <w:pPr>
+        <w:tabs>
+          <w:tab w:val="num" w:pos="3600"/>
+        </w:tabs>
+        <w:ind w:left="3600" w:hanging="360"/>
+      </w:pPr>
+    </w:lvl>
+    <w:lvl w:ilvl="4" w:tentative="1">
+      <w:start w:val="1"/>
+      <w:numFmt w:val="decimal"/>
+      <w:lvlText w:val="%5."/>
+      <w:lvlJc w:val="left"/>
+      <w:pPr>
+        <w:tabs>
+          <w:tab w:val="num" w:pos="4320"/>
+        </w:tabs>
+        <w:ind w:left="4320" w:hanging="360"/>
+      </w:pPr>
+    </w:lvl>
+    <w:lvl w:ilvl="5" w:tentative="1">
+      <w:start w:val="1"/>
+      <w:numFmt w:val="decimal"/>
+      <w:lvlText w:val="%6."/>
+      <w:lvlJc w:val="left"/>
+      <w:pPr>
+        <w:tabs>
+          <w:tab w:val="num" w:pos="5040"/>
+        </w:tabs>
+        <w:ind w:left="5040" w:hanging="360"/>
+      </w:pPr>
+    </w:lvl>
+    <w:lvl w:ilvl="6" w:tentative="1">
+      <w:start w:val="1"/>
+      <w:numFmt w:val="decimal"/>
+      <w:lvlText w:val="%7."/>
+      <w:lvlJc w:val="left"/>
+      <w:pPr>
+        <w:tabs>
+          <w:tab w:val="num" w:pos="5760"/>
+        </w:tabs>
+        <w:ind w:left="5760" w:hanging="360"/>
+      </w:pPr>
+    </w:lvl>
+    <w:lvl w:ilvl="7" w:tentative="1">
+      <w:start w:val="1"/>
+      <w:numFmt w:val="decimal"/>
+      <w:lvlText w:val="%8."/>
+      <w:lvlJc w:val="left"/>
+      <w:pPr>
+        <w:tabs>
+          <w:tab w:val="num" w:pos="6480"/>
+        </w:tabs>
+        <w:ind w:left="6480" w:hanging="360"/>
+      </w:pPr>
+    </w:lvl>
+    <w:lvl w:ilvl="8" w:tentative="1">
+      <w:start w:val="1"/>
+      <w:numFmt w:val="decimal"/>
+      <w:lvlText w:val="%9."/>
+      <w:lvlJc w:val="left"/>
+      <w:pPr>
+        <w:tabs>
+          <w:tab w:val="num" w:pos="7200"/>
+        </w:tabs>
+        <w:ind w:left="7200" w:hanging="360"/>
+      </w:pPr>
+    </w:lvl>
+  </w:abstractNum>
   <w:num w:numId="1" w16cid:durableId="1801920866">
+    <w:abstractNumId w:val="1"/>
+  </w:num>
+  <w:num w:numId="2" w16cid:durableId="172962535">
+    <w:abstractNumId w:val="2"/>
+  </w:num>
+  <w:num w:numId="3" w16cid:durableId="1694115947">
     <w:abstractNumId w:val="0"/>
   </w:num>
-  <w:num w:numId="2" w16cid:durableId="172962535">
-    <w:abstractNumId w:val="1"/>
+  <w:num w:numId="4" w16cid:durableId="289672275">
+    <w:abstractNumId w:val="3"/>
   </w:num>
 </w:numbering>
 </file>

--- a/docs/Deployment o Vercel using GitHub.docx
+++ b/docs/Deployment o Vercel using GitHub.docx
@@ -473,6 +473,16 @@
           <w:lang w:val="en-US"/>
         </w:rPr>
       </w:pPr>
+    </w:p>
+    <w:p>
+      <w:pPr>
+        <w:rPr>
+          <w:lang w:val="en-US"/>
+        </w:rPr>
+      </w:pPr>
+      <w:r>
+        <w:t>Now write the full documentation of the system as a report so that it must be kept with the founders, and in time, it may be verified to add a new module.</w:t>
+      </w:r>
     </w:p>
     <w:sectPr>
       <w:pgSz w:w="11906" w:h="16838"/>
